--- a/CJP_Pilot_Report_W3_5_SCAFFOLD.docx
+++ b/CJP_Pilot_Report_W3_5_SCAFFOLD.docx
@@ -3420,6 +3420,173 @@
           <w:szCs w:val="20"/>
         </w:rPr>
         <w:t xml:space="preserve">Canonical scorecard: eval/results/w3_2_REGRADE_v3_v4gold.json · Full eval: w3_2_FULL_v3_c1637cd.json · OOS: w3_7_oos_calibration_fc66b9e.json · Latency: latency_retrieval_$0.json · Cost: compose_telemetry_harvest.json · Stage-gate audit: project_health_assessment.md + task_status.csv · Tracker: CJP_Pilot_Weekly_Plan_v4.xlsx · All pushed to origin at d86e976.</w:t>
+      </w:r>
+    </w:p>
+    <w:p>
+      <w:r>
+        <w:br w:type="page"/>
+      </w:r>
+    </w:p>
+    <w:p>
+      <w:r>
+        <w:rPr>
+          <w:b/>
+          <w:sz w:val="26"/>
+        </w:rPr>
+        <w:t>CONTENT REFRESH - 2026-07-18 (supersedes scaffold placeholders above)</w:t>
+      </w:r>
+    </w:p>
+    <w:p>
+      <w:r>
+        <w:rPr>
+          <w:b/>
+          <w:sz w:val="20"/>
+        </w:rPr>
+        <w:t>Baseline tags:</w:t>
+      </w:r>
+    </w:p>
+    <w:p>
+      <w:r>
+        <w:rPr>
+          <w:b w:val="0"/>
+          <w:sz w:val="20"/>
+        </w:rPr>
+        <w:t>arch-baseline-v4.2 = 9ef1f5c (OPS-2 full-corpus promotion). arch-baseline-v4.1 = d806f45 (W3.7 OOS-close verified). Shipping config = v4.2 + concise directive @ max_tokens 480.</w:t>
+      </w:r>
+    </w:p>
+    <w:p>
+      <w:r>
+        <w:rPr>
+          <w:b/>
+          <w:sz w:val="20"/>
+        </w:rPr>
+        <w:t>Retrieval quality (v4 gold, N=34, scope-aware):</w:t>
+      </w:r>
+    </w:p>
+    <w:p>
+      <w:r>
+        <w:rPr>
+          <w:b w:val="0"/>
+          <w:sz w:val="20"/>
+        </w:rPr>
+        <w:t>recall @1 / @5 / @chunks-sent / @10 = 0.588 / 0.882 / 0.941 / 0.971. Fabrication 0/40 (N-3 full-40). B11 hit@1 is the accepted batch-02 BM25/IDF cost.</w:t>
+      </w:r>
+    </w:p>
+    <w:p>
+      <w:r>
+        <w:rPr>
+          <w:b/>
+          <w:sz w:val="20"/>
+        </w:rPr>
+        <w:t>Cost &amp; latency (N-3 directive-ON full-40, shipping config):</w:t>
+      </w:r>
+    </w:p>
+    <w:p>
+      <w:r>
+        <w:rPr>
+          <w:b w:val="0"/>
+          <w:sz w:val="20"/>
+        </w:rPr>
+        <w:t>Cost/query = $0.0141 cached (supersedes the earlier $0.0177 / $0.028 figures). Answer length words p50 = 118 (concise directive binds). Compose TTFT p50 / p95 = 1323 / 1710 ms. No GAP-class slow-TTFT transient this run (pattern stays at 2 occurrences).</w:t>
+      </w:r>
+    </w:p>
+    <w:p>
+      <w:r>
+        <w:rPr>
+          <w:b w:val="0"/>
+          <w:sz w:val="20"/>
+        </w:rPr>
+        <w:t>Corpus: 1,109 documents / 9,865 chunks (post batch-02; pilot universe frozen at 95 docs / 827 chunks).</w:t>
+      </w:r>
+    </w:p>
+    <w:p>
+      <w:r>
+        <w:rPr>
+          <w:b/>
+          <w:sz w:val="20"/>
+        </w:rPr>
+        <w:t>Closed this cycle:</w:t>
+      </w:r>
+    </w:p>
+    <w:p>
+      <w:r>
+        <w:rPr>
+          <w:b w:val="0"/>
+          <w:sz w:val="20"/>
+        </w:rPr>
+        <w:t>- OOS false-declines CLOSED (A1/D20/E27 answer, N-1).</w:t>
+      </w:r>
+    </w:p>
+    <w:p>
+      <w:r>
+        <w:rPr>
+          <w:b w:val="0"/>
+          <w:sz w:val="20"/>
+        </w:rPr>
+        <w:t>- R-28 first-chunk TTS truncation FIXED (strict index-order playback).</w:t>
+      </w:r>
+    </w:p>
+    <w:p>
+      <w:r>
+        <w:rPr>
+          <w:b w:val="0"/>
+          <w:sz w:val="20"/>
+        </w:rPr>
+        <w:t>- CJ-voiced two-stage TTFA filler SHIPPED (10 onyx acks + 3 bridges, rotation + telemetry).</w:t>
+      </w:r>
+    </w:p>
+    <w:p>
+      <w:r>
+        <w:rPr>
+          <w:b w:val="0"/>
+          <w:sz w:val="20"/>
+        </w:rPr>
+        <w:t>- Decision B: pilot = 95/827; out-of-pilot questions decline BY DESIGN (NEW-4b); full-corpus reachability is a deployment-scope (v5) decision, not a retrieval defect.</w:t>
+      </w:r>
+    </w:p>
+    <w:p>
+      <w:r>
+        <w:rPr>
+          <w:b w:val="0"/>
+          <w:sz w:val="20"/>
+        </w:rPr>
+        <w:t>- On-device TTS unblocked (Piper en_US-ryan-medium; ~2s/sentence CPU preview).</w:t>
+      </w:r>
+    </w:p>
+    <w:p>
+      <w:r>
+        <w:rPr>
+          <w:b/>
+          <w:sz w:val="20"/>
+        </w:rPr>
+        <w:t>AMBER (still open):</w:t>
+      </w:r>
+    </w:p>
+    <w:p>
+      <w:r>
+        <w:rPr>
+          <w:b w:val="0"/>
+          <w:sz w:val="20"/>
+        </w:rPr>
+        <w:t>- A/B answer-quality winner: awaiting Frank/Kate blind assessment (w3_ab_corpus_for_frank_kate.csv).</w:t>
+      </w:r>
+    </w:p>
+    <w:p>
+      <w:r>
+        <w:rPr>
+          <w:b w:val="0"/>
+          <w:sz w:val="20"/>
+        </w:rPr>
+        <w:t>- Live TTFA on the physical robot: delivery-week measurement (RI-701).</w:t>
+      </w:r>
+    </w:p>
+    <w:p>
+      <w:r>
+        <w:rPr>
+          <w:b w:val="0"/>
+          <w:sz w:val="20"/>
+        </w:rPr>
+        <w:t>- Streaming-TTS did NOT beat the ~3s tts-1 floor (first-chunk ~3.07s); filler remains the mitigation.</w:t>
       </w:r>
     </w:p>
     <w:sectPr>
